--- a/data/revised_2026-10_full/outputs/v2/Physics/SS4.1_Greenhouse_Effect_and_Climate_Change/Physics_Greenhouse_Effect_and_Climate_Change_CBE_LessonSequence.docx
+++ b/data/revised_2026-10_full/outputs/v2/Physics/SS4.1_Greenhouse_Effect_and_Climate_Change/Physics_Greenhouse_Effect_and_Climate_Change_CBE_LessonSequence.docx
@@ -2438,7 +2438,7 @@
         </w:rPr>
         <w:t xml:space="preserve">© 2026 SeaVuria and ARES. This work is licensed under a </w:t>
       </w:r>
-      <w:hyperlink w:history="1" r:id="rId3dnminbwloenglih-uycc">
+      <w:hyperlink w:history="1" r:id="rIdqakkdfpytvh01lvrti5w3">
         <w:r>
           <w:rPr>
             <w:rFonts w:ascii="Arial" w:cs="Arial" w:eastAsia="Arial" w:hAnsi="Arial"/>
@@ -2458,7 +2458,7 @@
         </w:rPr>
         <w:t xml:space="preserve"> (</w:t>
       </w:r>
-      <w:hyperlink w:history="1" r:id="rIdzecrctfui-vihmnxarjeu">
+      <w:hyperlink w:history="1" r:id="rId6sxnocmmmnybtk1sbyobr">
         <w:r>
           <w:rPr>
             <w:rFonts w:ascii="Arial" w:cs="Arial" w:eastAsia="Arial" w:hAnsi="Arial"/>
@@ -2478,7 +2478,7 @@
         </w:rPr>
         <w:t xml:space="preserve">). To view a copy of this license, visit </w:t>
       </w:r>
-      <w:hyperlink w:history="1" r:id="rIdr5fdxnmlji_y5aakvwgdu">
+      <w:hyperlink w:history="1" r:id="rIdak4_ct5yda-fzn0vva7uf">
         <w:r>
           <w:rPr>
             <w:rFonts w:ascii="Arial" w:cs="Arial" w:eastAsia="Arial" w:hAnsi="Arial"/>
@@ -3517,7 +3517,7 @@
             <w:pPr>
               <w:spacing w:after="20" w:before="0"/>
             </w:pPr>
-            <w:hyperlink w:history="1" r:id="rId1r6rpccrtul1karm5o_bo">
+            <w:hyperlink w:history="1" r:id="rIdqgclvvyxzmnpx4u_pa-i3">
               <w:r>
                 <w:rPr>
                   <w:rFonts w:ascii="Arial" w:cs="Arial" w:eastAsia="Arial" w:hAnsi="Arial"/>
@@ -3566,7 +3566,7 @@
               <w:spacing w:after="10" w:before="0"/>
               <w:ind w:left="120"/>
             </w:pPr>
-            <w:hyperlink w:history="1" r:id="rIdsneczn7proohs_wk3_d48">
+            <w:hyperlink w:history="1" r:id="rIdtdcp3l1kb_62yaxsbpdgj">
               <w:r>
                 <w:rPr>
                   <w:rFonts w:ascii="Arial" w:cs="Arial" w:eastAsia="Arial" w:hAnsi="Arial"/>
@@ -3628,7 +3628,7 @@
               <w:spacing w:after="10" w:before="0"/>
               <w:ind w:left="120"/>
             </w:pPr>
-            <w:hyperlink w:history="1" r:id="rIdc6-jzfqp3yxzbxnp6sd36">
+            <w:hyperlink w:history="1" r:id="rIdc-npzhi76yj_qwg_dhnap">
               <w:r>
                 <w:rPr>
                   <w:rFonts w:ascii="Arial" w:cs="Arial" w:eastAsia="Arial" w:hAnsi="Arial"/>
@@ -3923,7 +3923,7 @@
             <w:pPr>
               <w:spacing w:after="20" w:before="0"/>
             </w:pPr>
-            <w:hyperlink w:history="1" r:id="rIdewxm-etavldgogo5usmnd">
+            <w:hyperlink w:history="1" r:id="rIdjrculitw9en6mo_lwpdmw">
               <w:r>
                 <w:rPr>
                   <w:rFonts w:ascii="Arial" w:cs="Arial" w:eastAsia="Arial" w:hAnsi="Arial"/>
@@ -3972,7 +3972,7 @@
               <w:spacing w:after="10" w:before="0"/>
               <w:ind w:left="120"/>
             </w:pPr>
-            <w:hyperlink w:history="1" r:id="rId-1w1cy1eehfqszl4v7vjr">
+            <w:hyperlink w:history="1" r:id="rIdlxnmyjc8toyqtxruih4rn">
               <w:r>
                 <w:rPr>
                   <w:rFonts w:ascii="Arial" w:cs="Arial" w:eastAsia="Arial" w:hAnsi="Arial"/>
@@ -4034,7 +4034,7 @@
               <w:spacing w:after="10" w:before="0"/>
               <w:ind w:left="120"/>
             </w:pPr>
-            <w:hyperlink w:history="1" r:id="rIdasmx30vdqe1lt1laurum4">
+            <w:hyperlink w:history="1" r:id="rIdp3ghczttf3lmey8filix-">
               <w:r>
                 <w:rPr>
                   <w:rFonts w:ascii="Arial" w:cs="Arial" w:eastAsia="Arial" w:hAnsi="Arial"/>
@@ -4349,7 +4349,7 @@
             <w:pPr>
               <w:spacing w:after="20" w:before="0"/>
             </w:pPr>
-            <w:hyperlink w:history="1" r:id="rId8nxx2qed4fivptkytmv8w">
+            <w:hyperlink w:history="1" r:id="rId2vp06dxw5n11l8vscg2gw">
               <w:r>
                 <w:rPr>
                   <w:rFonts w:ascii="Arial" w:cs="Arial" w:eastAsia="Arial" w:hAnsi="Arial"/>
@@ -4398,7 +4398,7 @@
               <w:spacing w:after="10" w:before="0"/>
               <w:ind w:left="120"/>
             </w:pPr>
-            <w:hyperlink w:history="1" r:id="rId-i9didezpwjrzxmqgdjie">
+            <w:hyperlink w:history="1" r:id="rIdvu1i_iu-d3jvem2lmteg0">
               <w:r>
                 <w:rPr>
                   <w:rFonts w:ascii="Arial" w:cs="Arial" w:eastAsia="Arial" w:hAnsi="Arial"/>
@@ -4460,7 +4460,7 @@
               <w:spacing w:after="10" w:before="0"/>
               <w:ind w:left="120"/>
             </w:pPr>
-            <w:hyperlink w:history="1" r:id="rIdtsr4r0czbloecvgcwme9d">
+            <w:hyperlink w:history="1" r:id="rId4xnwkzgouqo61mxhbjseq">
               <w:r>
                 <w:rPr>
                   <w:rFonts w:ascii="Arial" w:cs="Arial" w:eastAsia="Arial" w:hAnsi="Arial"/>
@@ -4775,7 +4775,7 @@
             <w:pPr>
               <w:spacing w:after="20" w:before="0"/>
             </w:pPr>
-            <w:hyperlink w:history="1" r:id="rId6udi-1k4ct4yhw9ah0rg4">
+            <w:hyperlink w:history="1" r:id="rIddct9yr6-qiipogwsabrn_">
               <w:r>
                 <w:rPr>
                   <w:rFonts w:ascii="Arial" w:cs="Arial" w:eastAsia="Arial" w:hAnsi="Arial"/>
@@ -4824,7 +4824,7 @@
               <w:spacing w:after="10" w:before="0"/>
               <w:ind w:left="120"/>
             </w:pPr>
-            <w:hyperlink w:history="1" r:id="rIdhlus7h09vuv0g_9gyms_n">
+            <w:hyperlink w:history="1" r:id="rIdjil_8mfxafc8dxq2xzhdc">
               <w:r>
                 <w:rPr>
                   <w:rFonts w:ascii="Arial" w:cs="Arial" w:eastAsia="Arial" w:hAnsi="Arial"/>
@@ -4886,7 +4886,7 @@
               <w:spacing w:after="10" w:before="0"/>
               <w:ind w:left="120"/>
             </w:pPr>
-            <w:hyperlink w:history="1" r:id="rIdjzxfrihdgodlblrgwkog1">
+            <w:hyperlink w:history="1" r:id="rIdy_ygdkcrghwly8sedvfbs">
               <w:r>
                 <w:rPr>
                   <w:rFonts w:ascii="Arial" w:cs="Arial" w:eastAsia="Arial" w:hAnsi="Arial"/>
@@ -5201,7 +5201,7 @@
             <w:pPr>
               <w:spacing w:after="20" w:before="0"/>
             </w:pPr>
-            <w:hyperlink w:history="1" r:id="rIdpt7q1-x6biosau1fnskv1">
+            <w:hyperlink w:history="1" r:id="rId0dk9f5goofn0rrhmgj513">
               <w:r>
                 <w:rPr>
                   <w:rFonts w:ascii="Arial" w:cs="Arial" w:eastAsia="Arial" w:hAnsi="Arial"/>
@@ -5250,7 +5250,7 @@
               <w:spacing w:after="10" w:before="0"/>
               <w:ind w:left="120"/>
             </w:pPr>
-            <w:hyperlink w:history="1" r:id="rIdny_ap2clkkqto8lmvdctc">
+            <w:hyperlink w:history="1" r:id="rId7-p0wknjkv7ri5me41odw">
               <w:r>
                 <w:rPr>
                   <w:rFonts w:ascii="Arial" w:cs="Arial" w:eastAsia="Arial" w:hAnsi="Arial"/>
@@ -5312,7 +5312,7 @@
               <w:spacing w:after="10" w:before="0"/>
               <w:ind w:left="120"/>
             </w:pPr>
-            <w:hyperlink w:history="1" r:id="rIdp0oazzzvlgr1sn1prkure">
+            <w:hyperlink w:history="1" r:id="rId4xmvmfm0hwx9pk4a3a-l4">
               <w:r>
                 <w:rPr>
                   <w:rFonts w:ascii="Arial" w:cs="Arial" w:eastAsia="Arial" w:hAnsi="Arial"/>
@@ -6072,7 +6072,7 @@
         </w:rPr>
         <w:t xml:space="preserve">© 2026 SeaVuria and ARES. Aligned with KICD objectives. Developed by SeaVuria; technical implementation by ARES (with AI assistance from Claude). Licensed under </w:t>
       </w:r>
-      <w:hyperlink w:history="1" r:id="rIdqfmu3mhoqiibybwlphfmq">
+      <w:hyperlink w:history="1" r:id="rIda2nzw6pblcler3dxpsrve">
         <w:r>
           <w:rPr>
             <w:rFonts w:ascii="Arial" w:cs="Arial" w:eastAsia="Arial" w:hAnsi="Arial"/>
@@ -6093,7 +6093,7 @@
         </w:rPr>
         <w:t xml:space="preserve"> (</w:t>
       </w:r>
-      <w:hyperlink w:history="1" r:id="rIdkrj_8tclb_8n4qs74sitp">
+      <w:hyperlink w:history="1" r:id="rIdlqbnek0ppku-qprzcjgnb">
         <w:r>
           <w:rPr>
             <w:rFonts w:ascii="Arial" w:cs="Arial" w:eastAsia="Arial" w:hAnsi="Arial"/>
@@ -7133,7 +7133,7 @@
             <w:pPr>
               <w:spacing w:after="20" w:before="0"/>
             </w:pPr>
-            <w:hyperlink w:history="1" r:id="rIdiovaopdtgqzux_piix3zv">
+            <w:hyperlink w:history="1" r:id="rId6_59-xv1r9yxy7vek9me2">
               <w:r>
                 <w:rPr>
                   <w:rFonts w:ascii="Arial" w:cs="Arial" w:eastAsia="Arial" w:hAnsi="Arial"/>
@@ -7182,7 +7182,7 @@
               <w:spacing w:after="10" w:before="0"/>
               <w:ind w:left="120"/>
             </w:pPr>
-            <w:hyperlink w:history="1" r:id="rId8lkao9aqhwr42lk-b9iun">
+            <w:hyperlink w:history="1" r:id="rIdsl1sfsozwra7mbwvcwsiz">
               <w:r>
                 <w:rPr>
                   <w:rFonts w:ascii="Arial" w:cs="Arial" w:eastAsia="Arial" w:hAnsi="Arial"/>
@@ -7244,7 +7244,7 @@
               <w:spacing w:after="10" w:before="0"/>
               <w:ind w:left="120"/>
             </w:pPr>
-            <w:hyperlink w:history="1" r:id="rIdnioxoca6pqbnoseksovkn">
+            <w:hyperlink w:history="1" r:id="rId_l4dtcdzmho_hzjhgjisa">
               <w:r>
                 <w:rPr>
                   <w:rFonts w:ascii="Arial" w:cs="Arial" w:eastAsia="Arial" w:hAnsi="Arial"/>
@@ -7459,7 +7459,7 @@
             <w:pPr>
               <w:spacing w:after="20" w:before="0"/>
             </w:pPr>
-            <w:hyperlink w:history="1" r:id="rIdupl5gtw1rf4fvj9k173nm">
+            <w:hyperlink w:history="1" r:id="rIdupxdoip9dq9qr9n2din1g">
               <w:r>
                 <w:rPr>
                   <w:rFonts w:ascii="Arial" w:cs="Arial" w:eastAsia="Arial" w:hAnsi="Arial"/>
@@ -7508,7 +7508,7 @@
               <w:spacing w:after="10" w:before="0"/>
               <w:ind w:left="120"/>
             </w:pPr>
-            <w:hyperlink w:history="1" r:id="rIdqcf6pz201a4qkwzbvwcnj">
+            <w:hyperlink w:history="1" r:id="rIdbtd0eyie35k8qwmciugko">
               <w:r>
                 <w:rPr>
                   <w:rFonts w:ascii="Arial" w:cs="Arial" w:eastAsia="Arial" w:hAnsi="Arial"/>
@@ -7570,7 +7570,7 @@
               <w:spacing w:after="10" w:before="0"/>
               <w:ind w:left="120"/>
             </w:pPr>
-            <w:hyperlink w:history="1" r:id="rIdijnszgddbyal3kyoguogo">
+            <w:hyperlink w:history="1" r:id="rId4vklemojb2exabfkcstp9">
               <w:r>
                 <w:rPr>
                   <w:rFonts w:ascii="Arial" w:cs="Arial" w:eastAsia="Arial" w:hAnsi="Arial"/>
@@ -7785,7 +7785,7 @@
             <w:pPr>
               <w:spacing w:after="20" w:before="0"/>
             </w:pPr>
-            <w:hyperlink w:history="1" r:id="rIdkuy7xgz0shbqk5iuj-pse">
+            <w:hyperlink w:history="1" r:id="rIdi2i0zsopdgznuadlyts2u">
               <w:r>
                 <w:rPr>
                   <w:rFonts w:ascii="Arial" w:cs="Arial" w:eastAsia="Arial" w:hAnsi="Arial"/>
@@ -7834,7 +7834,7 @@
               <w:spacing w:after="10" w:before="0"/>
               <w:ind w:left="120"/>
             </w:pPr>
-            <w:hyperlink w:history="1" r:id="rIdrhwrlouhmqf6cgg6gwqzb">
+            <w:hyperlink w:history="1" r:id="rIdtkylp1wxya2d9rnutpey4">
               <w:r>
                 <w:rPr>
                   <w:rFonts w:ascii="Arial" w:cs="Arial" w:eastAsia="Arial" w:hAnsi="Arial"/>
@@ -7896,7 +7896,7 @@
               <w:spacing w:after="10" w:before="0"/>
               <w:ind w:left="120"/>
             </w:pPr>
-            <w:hyperlink w:history="1" r:id="rIdrn3pycv5usbtlzynhybhk">
+            <w:hyperlink w:history="1" r:id="rIdbrbd3nxmwvm6cdaqgplra">
               <w:r>
                 <w:rPr>
                   <w:rFonts w:ascii="Arial" w:cs="Arial" w:eastAsia="Arial" w:hAnsi="Arial"/>
@@ -8111,7 +8111,7 @@
             <w:pPr>
               <w:spacing w:after="20" w:before="0"/>
             </w:pPr>
-            <w:hyperlink w:history="1" r:id="rIdoigdpjc0rxrmkbgt4-59v">
+            <w:hyperlink w:history="1" r:id="rIdf4ymq2kxh--jb30wam53g">
               <w:r>
                 <w:rPr>
                   <w:rFonts w:ascii="Arial" w:cs="Arial" w:eastAsia="Arial" w:hAnsi="Arial"/>
@@ -8160,7 +8160,7 @@
               <w:spacing w:after="10" w:before="0"/>
               <w:ind w:left="120"/>
             </w:pPr>
-            <w:hyperlink w:history="1" r:id="rIdcfwh57p9q-ncu1kkyanx6">
+            <w:hyperlink w:history="1" r:id="rIdps0wu3jt2zhwjdam4xomv">
               <w:r>
                 <w:rPr>
                   <w:rFonts w:ascii="Arial" w:cs="Arial" w:eastAsia="Arial" w:hAnsi="Arial"/>
@@ -8222,7 +8222,7 @@
               <w:spacing w:after="10" w:before="0"/>
               <w:ind w:left="120"/>
             </w:pPr>
-            <w:hyperlink w:history="1" r:id="rId3h8byssjmzb9dlnem2ukp">
+            <w:hyperlink w:history="1" r:id="rId5n3bal-vfeaambfwlhgln">
               <w:r>
                 <w:rPr>
                   <w:rFonts w:ascii="Arial" w:cs="Arial" w:eastAsia="Arial" w:hAnsi="Arial"/>
@@ -8437,7 +8437,7 @@
             <w:pPr>
               <w:spacing w:after="20" w:before="0"/>
             </w:pPr>
-            <w:hyperlink w:history="1" r:id="rIdmjig8pf6bnx1bky-rd6nt">
+            <w:hyperlink w:history="1" r:id="rIdsfi0fzd3ssmjsvq9jnq_6">
               <w:r>
                 <w:rPr>
                   <w:rFonts w:ascii="Arial" w:cs="Arial" w:eastAsia="Arial" w:hAnsi="Arial"/>
@@ -8486,7 +8486,7 @@
               <w:spacing w:after="10" w:before="0"/>
               <w:ind w:left="120"/>
             </w:pPr>
-            <w:hyperlink w:history="1" r:id="rId7bhplvh7l86qyzjiefsvf">
+            <w:hyperlink w:history="1" r:id="rIdtizjkaydqjaf29pq2dvh-">
               <w:r>
                 <w:rPr>
                   <w:rFonts w:ascii="Arial" w:cs="Arial" w:eastAsia="Arial" w:hAnsi="Arial"/>
@@ -8548,7 +8548,7 @@
               <w:spacing w:after="10" w:before="0"/>
               <w:ind w:left="120"/>
             </w:pPr>
-            <w:hyperlink w:history="1" r:id="rIdp6cwa1q3vas0k92xmqw6e">
+            <w:hyperlink w:history="1" r:id="rIdq2qulefb-bmh8_3zxsuft">
               <w:r>
                 <w:rPr>
                   <w:rFonts w:ascii="Arial" w:cs="Arial" w:eastAsia="Arial" w:hAnsi="Arial"/>
@@ -9088,7 +9088,7 @@
         </w:rPr>
         <w:t xml:space="preserve">© 2026 SeaVuria and ARES. Aligned with KICD objectives. Developed by SeaVuria; technical implementation by ARES (with AI assistance from Claude). Licensed under </w:t>
       </w:r>
-      <w:hyperlink w:history="1" r:id="rIdzv3eiewkqa456oawjlju1">
+      <w:hyperlink w:history="1" r:id="rIdwlxp6vsapxy9ggdll5dzf">
         <w:r>
           <w:rPr>
             <w:rFonts w:ascii="Arial" w:cs="Arial" w:eastAsia="Arial" w:hAnsi="Arial"/>
@@ -9109,7 +9109,7 @@
         </w:rPr>
         <w:t xml:space="preserve"> (</w:t>
       </w:r>
-      <w:hyperlink w:history="1" r:id="rIddoibcy0rj7rhkovj5aw-w">
+      <w:hyperlink w:history="1" r:id="rIdrvj0y2mxs-wshkwthilso">
         <w:r>
           <w:rPr>
             <w:rFonts w:ascii="Arial" w:cs="Arial" w:eastAsia="Arial" w:hAnsi="Arial"/>
@@ -10149,7 +10149,7 @@
             <w:pPr>
               <w:spacing w:after="20" w:before="0"/>
             </w:pPr>
-            <w:hyperlink w:history="1" r:id="rId92flxu767ufyyohjbay4m">
+            <w:hyperlink w:history="1" r:id="rIdf4f_9snrq40a0p0yuzm2h">
               <w:r>
                 <w:rPr>
                   <w:rFonts w:ascii="Arial" w:cs="Arial" w:eastAsia="Arial" w:hAnsi="Arial"/>
@@ -10198,7 +10198,7 @@
               <w:spacing w:after="10" w:before="0"/>
               <w:ind w:left="120"/>
             </w:pPr>
-            <w:hyperlink w:history="1" r:id="rIdn6tuutv_sprpxs9rafqzb">
+            <w:hyperlink w:history="1" r:id="rIdx48pomyytrg9js98q5dex">
               <w:r>
                 <w:rPr>
                   <w:rFonts w:ascii="Arial" w:cs="Arial" w:eastAsia="Arial" w:hAnsi="Arial"/>
@@ -10243,7 +10243,7 @@
             <w:pPr>
               <w:spacing w:after="20" w:before="0"/>
             </w:pPr>
-            <w:hyperlink w:history="1" r:id="rId640gwbycnf-5uocwlfvzz">
+            <w:hyperlink w:history="1" r:id="rIdwbxkhpmr38odktsxos0in">
               <w:r>
                 <w:rPr>
                   <w:rFonts w:ascii="Arial" w:cs="Arial" w:eastAsia="Arial" w:hAnsi="Arial"/>
@@ -10292,7 +10292,7 @@
               <w:spacing w:after="10" w:before="0"/>
               <w:ind w:left="120"/>
             </w:pPr>
-            <w:hyperlink w:history="1" r:id="rIduhqkmmdaohto55z_rksme">
+            <w:hyperlink w:history="1" r:id="rIdebvdcjpadfnbfmbavhiyj">
               <w:r>
                 <w:rPr>
                   <w:rFonts w:ascii="Arial" w:cs="Arial" w:eastAsia="Arial" w:hAnsi="Arial"/>
@@ -10492,7 +10492,7 @@
             <w:pPr>
               <w:spacing w:after="20" w:before="0"/>
             </w:pPr>
-            <w:hyperlink w:history="1" r:id="rIdgjy_u6su9dcj9jdz1t5jy">
+            <w:hyperlink w:history="1" r:id="rId3xq5pyoq-9vcpip5atnmf">
               <w:r>
                 <w:rPr>
                   <w:rFonts w:ascii="Arial" w:cs="Arial" w:eastAsia="Arial" w:hAnsi="Arial"/>
@@ -10541,7 +10541,7 @@
               <w:spacing w:after="10" w:before="0"/>
               <w:ind w:left="120"/>
             </w:pPr>
-            <w:hyperlink w:history="1" r:id="rId214jixy-e3hm7us4qtck1">
+            <w:hyperlink w:history="1" r:id="rId-mfy8tdegvlxeu30lq__k">
               <w:r>
                 <w:rPr>
                   <w:rFonts w:ascii="Arial" w:cs="Arial" w:eastAsia="Arial" w:hAnsi="Arial"/>
@@ -10586,7 +10586,7 @@
             <w:pPr>
               <w:spacing w:after="20" w:before="0"/>
             </w:pPr>
-            <w:hyperlink w:history="1" r:id="rIdbzuwlgdpxvmeytlh_3tz9">
+            <w:hyperlink w:history="1" r:id="rIdskkryiwnpebdy8jli57xm">
               <w:r>
                 <w:rPr>
                   <w:rFonts w:ascii="Arial" w:cs="Arial" w:eastAsia="Arial" w:hAnsi="Arial"/>
@@ -10635,7 +10635,7 @@
               <w:spacing w:after="10" w:before="0"/>
               <w:ind w:left="120"/>
             </w:pPr>
-            <w:hyperlink w:history="1" r:id="rIdz12bqs9fzgbou4byl3x4-">
+            <w:hyperlink w:history="1" r:id="rIdcrlaqhchpscftgrsqhxq_">
               <w:r>
                 <w:rPr>
                   <w:rFonts w:ascii="Arial" w:cs="Arial" w:eastAsia="Arial" w:hAnsi="Arial"/>
@@ -10835,7 +10835,7 @@
             <w:pPr>
               <w:spacing w:after="20" w:before="0"/>
             </w:pPr>
-            <w:hyperlink w:history="1" r:id="rIdq5sd1ljvqm1db2wnxicoy">
+            <w:hyperlink w:history="1" r:id="rId66mzsbc3l3hxnidifs92j">
               <w:r>
                 <w:rPr>
                   <w:rFonts w:ascii="Arial" w:cs="Arial" w:eastAsia="Arial" w:hAnsi="Arial"/>
@@ -10884,7 +10884,7 @@
               <w:spacing w:after="10" w:before="0"/>
               <w:ind w:left="120"/>
             </w:pPr>
-            <w:hyperlink w:history="1" r:id="rIdbtit5hhawjrb7mmtet_my">
+            <w:hyperlink w:history="1" r:id="rIdu1e8ozvlaah5w_yb4aygs">
               <w:r>
                 <w:rPr>
                   <w:rFonts w:ascii="Arial" w:cs="Arial" w:eastAsia="Arial" w:hAnsi="Arial"/>
@@ -10929,7 +10929,7 @@
             <w:pPr>
               <w:spacing w:after="20" w:before="0"/>
             </w:pPr>
-            <w:hyperlink w:history="1" r:id="rIdaosu1tidd5ltexkeeimts">
+            <w:hyperlink w:history="1" r:id="rIdrfe9sz5z72qvoib89myen">
               <w:r>
                 <w:rPr>
                   <w:rFonts w:ascii="Arial" w:cs="Arial" w:eastAsia="Arial" w:hAnsi="Arial"/>
@@ -10978,7 +10978,7 @@
               <w:spacing w:after="10" w:before="0"/>
               <w:ind w:left="120"/>
             </w:pPr>
-            <w:hyperlink w:history="1" r:id="rIdo8jmhhrp-3-y8qx3s07m_">
+            <w:hyperlink w:history="1" r:id="rIduthzhfiez3im3qfrzzy27">
               <w:r>
                 <w:rPr>
                   <w:rFonts w:ascii="Arial" w:cs="Arial" w:eastAsia="Arial" w:hAnsi="Arial"/>
@@ -11178,7 +11178,7 @@
             <w:pPr>
               <w:spacing w:after="20" w:before="0"/>
             </w:pPr>
-            <w:hyperlink w:history="1" r:id="rId0zam3xq0fzvkvlcnyqn3n">
+            <w:hyperlink w:history="1" r:id="rIdpzfcwugfnzm8ut2dts5bn">
               <w:r>
                 <w:rPr>
                   <w:rFonts w:ascii="Arial" w:cs="Arial" w:eastAsia="Arial" w:hAnsi="Arial"/>
@@ -11227,7 +11227,7 @@
               <w:spacing w:after="10" w:before="0"/>
               <w:ind w:left="120"/>
             </w:pPr>
-            <w:hyperlink w:history="1" r:id="rIdwhmrh8qxkbpdtmmx0llgr">
+            <w:hyperlink w:history="1" r:id="rIdy-ubujzrxg0so4ky-nhks">
               <w:r>
                 <w:rPr>
                   <w:rFonts w:ascii="Arial" w:cs="Arial" w:eastAsia="Arial" w:hAnsi="Arial"/>
@@ -11272,7 +11272,7 @@
             <w:pPr>
               <w:spacing w:after="20" w:before="0"/>
             </w:pPr>
-            <w:hyperlink w:history="1" r:id="rId-hewu0boyadyipbqeshho">
+            <w:hyperlink w:history="1" r:id="rIdnn7nfxjd-ndkfaklskza9">
               <w:r>
                 <w:rPr>
                   <w:rFonts w:ascii="Arial" w:cs="Arial" w:eastAsia="Arial" w:hAnsi="Arial"/>
@@ -11321,7 +11321,7 @@
               <w:spacing w:after="10" w:before="0"/>
               <w:ind w:left="120"/>
             </w:pPr>
-            <w:hyperlink w:history="1" r:id="rIdanhe6uej8mz2qw5rpa3ze">
+            <w:hyperlink w:history="1" r:id="rId6jajrjescdhnwuaaqmz9r">
               <w:r>
                 <w:rPr>
                   <w:rFonts w:ascii="Arial" w:cs="Arial" w:eastAsia="Arial" w:hAnsi="Arial"/>
@@ -11521,7 +11521,7 @@
             <w:pPr>
               <w:spacing w:after="20" w:before="0"/>
             </w:pPr>
-            <w:hyperlink w:history="1" r:id="rId8meexthvltqiuetuws5ji">
+            <w:hyperlink w:history="1" r:id="rIdndedtmvvij5asrsalf5bh">
               <w:r>
                 <w:rPr>
                   <w:rFonts w:ascii="Arial" w:cs="Arial" w:eastAsia="Arial" w:hAnsi="Arial"/>
@@ -11570,7 +11570,7 @@
               <w:spacing w:after="10" w:before="0"/>
               <w:ind w:left="120"/>
             </w:pPr>
-            <w:hyperlink w:history="1" r:id="rIdbxgf-mbflpgojzzey3enh">
+            <w:hyperlink w:history="1" r:id="rId6zle7x_xurkmzkxrnzodp">
               <w:r>
                 <w:rPr>
                   <w:rFonts w:ascii="Arial" w:cs="Arial" w:eastAsia="Arial" w:hAnsi="Arial"/>
@@ -11615,7 +11615,7 @@
             <w:pPr>
               <w:spacing w:after="20" w:before="0"/>
             </w:pPr>
-            <w:hyperlink w:history="1" r:id="rIdsr4fnbcpzhszpamof86dc">
+            <w:hyperlink w:history="1" r:id="rIdluxewzwiyejjfxdiv-deb">
               <w:r>
                 <w:rPr>
                   <w:rFonts w:ascii="Arial" w:cs="Arial" w:eastAsia="Arial" w:hAnsi="Arial"/>
@@ -11664,7 +11664,7 @@
               <w:spacing w:after="10" w:before="0"/>
               <w:ind w:left="120"/>
             </w:pPr>
-            <w:hyperlink w:history="1" r:id="rIdgjvpu9djvko4xjvheky2b">
+            <w:hyperlink w:history="1" r:id="rIdkhnkf6jinkcaw5glb7n7j">
               <w:r>
                 <w:rPr>
                   <w:rFonts w:ascii="Arial" w:cs="Arial" w:eastAsia="Arial" w:hAnsi="Arial"/>
@@ -12189,7 +12189,7 @@
         </w:rPr>
         <w:t xml:space="preserve">© 2026 SeaVuria and ARES. Aligned with KICD objectives. Developed by SeaVuria; technical implementation by ARES (with AI assistance from Claude). Licensed under </w:t>
       </w:r>
-      <w:hyperlink w:history="1" r:id="rIdcdpeiq--hcpx5ms0xl8me">
+      <w:hyperlink w:history="1" r:id="rIdc9idg2c75xajarsasmeib">
         <w:r>
           <w:rPr>
             <w:rFonts w:ascii="Arial" w:cs="Arial" w:eastAsia="Arial" w:hAnsi="Arial"/>
@@ -12210,7 +12210,7 @@
         </w:rPr>
         <w:t xml:space="preserve"> (</w:t>
       </w:r>
-      <w:hyperlink w:history="1" r:id="rId9lqe9drzy1ooauz0ubcr4">
+      <w:hyperlink w:history="1" r:id="rIdvw5ayw21c1si9dokko7up">
         <w:r>
           <w:rPr>
             <w:rFonts w:ascii="Arial" w:cs="Arial" w:eastAsia="Arial" w:hAnsi="Arial"/>
@@ -13250,7 +13250,7 @@
             <w:pPr>
               <w:spacing w:after="20" w:before="0"/>
             </w:pPr>
-            <w:hyperlink w:history="1" r:id="rIdcmwg7e6g6dz0npg6rfbc0">
+            <w:hyperlink w:history="1" r:id="rIdarekukm0fv-jenff8pld0">
               <w:r>
                 <w:rPr>
                   <w:rFonts w:ascii="Arial" w:cs="Arial" w:eastAsia="Arial" w:hAnsi="Arial"/>
@@ -13299,7 +13299,7 @@
               <w:spacing w:after="10" w:before="0"/>
               <w:ind w:left="120"/>
             </w:pPr>
-            <w:hyperlink w:history="1" r:id="rIdptm8rj5himvplh6owhkvi">
+            <w:hyperlink w:history="1" r:id="rIdch1gjplsiqvfklbmz1hkf">
               <w:r>
                 <w:rPr>
                   <w:rFonts w:ascii="Arial" w:cs="Arial" w:eastAsia="Arial" w:hAnsi="Arial"/>
@@ -13344,7 +13344,7 @@
             <w:pPr>
               <w:spacing w:after="20" w:before="0"/>
             </w:pPr>
-            <w:hyperlink w:history="1" r:id="rId3vqcaduqofprlxuhyaum2">
+            <w:hyperlink w:history="1" r:id="rIdctaokguqwikmotrzcnh3j">
               <w:r>
                 <w:rPr>
                   <w:rFonts w:ascii="Arial" w:cs="Arial" w:eastAsia="Arial" w:hAnsi="Arial"/>
@@ -13377,7 +13377,7 @@
               <w:spacing w:after="10" w:before="0"/>
               <w:ind w:left="120"/>
             </w:pPr>
-            <w:hyperlink w:history="1" r:id="rIdrmp4fcpsi4q2xvp8amup7">
+            <w:hyperlink w:history="1" r:id="rIdwsodoqnosx9usf3chnctg">
               <w:r>
                 <w:rPr>
                   <w:rFonts w:ascii="Arial" w:cs="Arial" w:eastAsia="Arial" w:hAnsi="Arial"/>
@@ -13577,7 +13577,7 @@
             <w:pPr>
               <w:spacing w:after="20" w:before="0"/>
             </w:pPr>
-            <w:hyperlink w:history="1" r:id="rIdgppqejv6oowzwcmkale25">
+            <w:hyperlink w:history="1" r:id="rIduq2rct8srptbcyvkbgias">
               <w:r>
                 <w:rPr>
                   <w:rFonts w:ascii="Arial" w:cs="Arial" w:eastAsia="Arial" w:hAnsi="Arial"/>
@@ -13626,7 +13626,7 @@
               <w:spacing w:after="10" w:before="0"/>
               <w:ind w:left="120"/>
             </w:pPr>
-            <w:hyperlink w:history="1" r:id="rIdymbmvkpka7_lmna_voy5r">
+            <w:hyperlink w:history="1" r:id="rId6evb5inmxjggoojes2j-k">
               <w:r>
                 <w:rPr>
                   <w:rFonts w:ascii="Arial" w:cs="Arial" w:eastAsia="Arial" w:hAnsi="Arial"/>
@@ -13671,7 +13671,7 @@
             <w:pPr>
               <w:spacing w:after="20" w:before="0"/>
             </w:pPr>
-            <w:hyperlink w:history="1" r:id="rId59lpeqebbv9ltycw4e5kx">
+            <w:hyperlink w:history="1" r:id="rIdo-r9hsx0kycwkpne6rza3">
               <w:r>
                 <w:rPr>
                   <w:rFonts w:ascii="Arial" w:cs="Arial" w:eastAsia="Arial" w:hAnsi="Arial"/>
@@ -13704,7 +13704,7 @@
               <w:spacing w:after="10" w:before="0"/>
               <w:ind w:left="120"/>
             </w:pPr>
-            <w:hyperlink w:history="1" r:id="rIdpspxlna_m4c4ugopln5vu">
+            <w:hyperlink w:history="1" r:id="rIds2yr0lwubooimdv-q1ymv">
               <w:r>
                 <w:rPr>
                   <w:rFonts w:ascii="Arial" w:cs="Arial" w:eastAsia="Arial" w:hAnsi="Arial"/>
@@ -13904,7 +13904,7 @@
             <w:pPr>
               <w:spacing w:after="20" w:before="0"/>
             </w:pPr>
-            <w:hyperlink w:history="1" r:id="rId0tyhijjwmnroskb79y6z9">
+            <w:hyperlink w:history="1" r:id="rId5eu_o8fjfbemrzpzl3ueu">
               <w:r>
                 <w:rPr>
                   <w:rFonts w:ascii="Arial" w:cs="Arial" w:eastAsia="Arial" w:hAnsi="Arial"/>
@@ -13953,7 +13953,7 @@
               <w:spacing w:after="10" w:before="0"/>
               <w:ind w:left="120"/>
             </w:pPr>
-            <w:hyperlink w:history="1" r:id="rId6asjeg7c4akepdtlikg1v">
+            <w:hyperlink w:history="1" r:id="rIdpckmbh-gbr888kwfeycwy">
               <w:r>
                 <w:rPr>
                   <w:rFonts w:ascii="Arial" w:cs="Arial" w:eastAsia="Arial" w:hAnsi="Arial"/>
@@ -13998,7 +13998,7 @@
             <w:pPr>
               <w:spacing w:after="20" w:before="0"/>
             </w:pPr>
-            <w:hyperlink w:history="1" r:id="rIdyk84nkldqvsgcxmpwtrvf">
+            <w:hyperlink w:history="1" r:id="rIdsahzw6f6aowqazu1mcyzw">
               <w:r>
                 <w:rPr>
                   <w:rFonts w:ascii="Arial" w:cs="Arial" w:eastAsia="Arial" w:hAnsi="Arial"/>
@@ -14031,7 +14031,7 @@
               <w:spacing w:after="10" w:before="0"/>
               <w:ind w:left="120"/>
             </w:pPr>
-            <w:hyperlink w:history="1" r:id="rIdmhqaktby2k0d6_x_54hd9">
+            <w:hyperlink w:history="1" r:id="rIdrhb3zjxozobmn6latg-0j">
               <w:r>
                 <w:rPr>
                   <w:rFonts w:ascii="Arial" w:cs="Arial" w:eastAsia="Arial" w:hAnsi="Arial"/>
@@ -14231,7 +14231,7 @@
             <w:pPr>
               <w:spacing w:after="20" w:before="0"/>
             </w:pPr>
-            <w:hyperlink w:history="1" r:id="rIdadggpdvmwaz9qx1txhfpa">
+            <w:hyperlink w:history="1" r:id="rIdn9re-wk_woonhvjgbtt5v">
               <w:r>
                 <w:rPr>
                   <w:rFonts w:ascii="Arial" w:cs="Arial" w:eastAsia="Arial" w:hAnsi="Arial"/>
@@ -14280,7 +14280,7 @@
               <w:spacing w:after="10" w:before="0"/>
               <w:ind w:left="120"/>
             </w:pPr>
-            <w:hyperlink w:history="1" r:id="rIdnqe4opnm8upcw9hldulau">
+            <w:hyperlink w:history="1" r:id="rIdrt_hvjdd9hoes5ejl0go7">
               <w:r>
                 <w:rPr>
                   <w:rFonts w:ascii="Arial" w:cs="Arial" w:eastAsia="Arial" w:hAnsi="Arial"/>
@@ -14325,7 +14325,7 @@
             <w:pPr>
               <w:spacing w:after="20" w:before="0"/>
             </w:pPr>
-            <w:hyperlink w:history="1" r:id="rIdwfan5tdt8to2tooqh651b">
+            <w:hyperlink w:history="1" r:id="rIdyca20mfiaumhqj5mud8hm">
               <w:r>
                 <w:rPr>
                   <w:rFonts w:ascii="Arial" w:cs="Arial" w:eastAsia="Arial" w:hAnsi="Arial"/>
@@ -14358,7 +14358,7 @@
               <w:spacing w:after="10" w:before="0"/>
               <w:ind w:left="120"/>
             </w:pPr>
-            <w:hyperlink w:history="1" r:id="rIdcumaacr8wfnrlhsy-2m8n">
+            <w:hyperlink w:history="1" r:id="rIdxyodkoboihrufpyjsxwp9">
               <w:r>
                 <w:rPr>
                   <w:rFonts w:ascii="Arial" w:cs="Arial" w:eastAsia="Arial" w:hAnsi="Arial"/>
@@ -14558,7 +14558,7 @@
             <w:pPr>
               <w:spacing w:after="20" w:before="0"/>
             </w:pPr>
-            <w:hyperlink w:history="1" r:id="rIduibog_cci7nmbwm_pteek">
+            <w:hyperlink w:history="1" r:id="rIdm-0fcnthoa65qrl-caphy">
               <w:r>
                 <w:rPr>
                   <w:rFonts w:ascii="Arial" w:cs="Arial" w:eastAsia="Arial" w:hAnsi="Arial"/>
@@ -14607,7 +14607,7 @@
               <w:spacing w:after="10" w:before="0"/>
               <w:ind w:left="120"/>
             </w:pPr>
-            <w:hyperlink w:history="1" r:id="rIdgxb0q8__xj6uywgiwx0s-">
+            <w:hyperlink w:history="1" r:id="rIdydyy0kc8muomscgibgu6_">
               <w:r>
                 <w:rPr>
                   <w:rFonts w:ascii="Arial" w:cs="Arial" w:eastAsia="Arial" w:hAnsi="Arial"/>
@@ -14652,7 +14652,7 @@
             <w:pPr>
               <w:spacing w:after="20" w:before="0"/>
             </w:pPr>
-            <w:hyperlink w:history="1" r:id="rId3nzbyzjsfubd7dffzuvme">
+            <w:hyperlink w:history="1" r:id="rId2bl3jfpu7eorglgifcb4o">
               <w:r>
                 <w:rPr>
                   <w:rFonts w:ascii="Arial" w:cs="Arial" w:eastAsia="Arial" w:hAnsi="Arial"/>
@@ -14685,7 +14685,7 @@
               <w:spacing w:after="10" w:before="0"/>
               <w:ind w:left="120"/>
             </w:pPr>
-            <w:hyperlink w:history="1" r:id="rIdfdkhs1n9njpgkfctc1efd">
+            <w:hyperlink w:history="1" r:id="rIdrt1x__vz5eoh5vn73evzw">
               <w:r>
                 <w:rPr>
                   <w:rFonts w:ascii="Arial" w:cs="Arial" w:eastAsia="Arial" w:hAnsi="Arial"/>
@@ -15210,7 +15210,7 @@
         </w:rPr>
         <w:t xml:space="preserve">© 2026 SeaVuria and ARES. Aligned with KICD objectives. Developed by SeaVuria; technical implementation by ARES (with AI assistance from Claude). Licensed under </w:t>
       </w:r>
-      <w:hyperlink w:history="1" r:id="rIdll5bznwaheeamircxn9nu">
+      <w:hyperlink w:history="1" r:id="rIddt3iotolctx9uy4ncek43">
         <w:r>
           <w:rPr>
             <w:rFonts w:ascii="Arial" w:cs="Arial" w:eastAsia="Arial" w:hAnsi="Arial"/>
@@ -15231,7 +15231,7 @@
         </w:rPr>
         <w:t xml:space="preserve"> (</w:t>
       </w:r>
-      <w:hyperlink w:history="1" r:id="rIdjj6ujexwdlm1fuv-vnjow">
+      <w:hyperlink w:history="1" r:id="rIdtcoojh-6cnuxdabtexqvh">
         <w:r>
           <w:rPr>
             <w:rFonts w:ascii="Arial" w:cs="Arial" w:eastAsia="Arial" w:hAnsi="Arial"/>
@@ -16271,7 +16271,7 @@
             <w:pPr>
               <w:spacing w:after="20" w:before="0"/>
             </w:pPr>
-            <w:hyperlink w:history="1" r:id="rIdde0rk78cifm0rzkgmjpp3">
+            <w:hyperlink w:history="1" r:id="rIdua8pafezgyvkvdnqi6mw6">
               <w:r>
                 <w:rPr>
                   <w:rFonts w:ascii="Arial" w:cs="Arial" w:eastAsia="Arial" w:hAnsi="Arial"/>
@@ -16304,7 +16304,7 @@
               <w:spacing w:after="10" w:before="0"/>
               <w:ind w:left="120"/>
             </w:pPr>
-            <w:hyperlink w:history="1" r:id="rIdkmiiprid4cadqijdvvkos">
+            <w:hyperlink w:history="1" r:id="rIdwupjfygjcy99mi2qpfqtd">
               <w:r>
                 <w:rPr>
                   <w:rFonts w:ascii="Arial" w:cs="Arial" w:eastAsia="Arial" w:hAnsi="Arial"/>
@@ -16366,7 +16366,7 @@
               <w:spacing w:after="10" w:before="0"/>
               <w:ind w:left="120"/>
             </w:pPr>
-            <w:hyperlink w:history="1" r:id="rId_mi8x_fky8kesfefbg3pv">
+            <w:hyperlink w:history="1" r:id="rIdes6vqbxnaelanwddm1xlc">
               <w:r>
                 <w:rPr>
                   <w:rFonts w:ascii="Arial" w:cs="Arial" w:eastAsia="Arial" w:hAnsi="Arial"/>
@@ -16581,7 +16581,7 @@
             <w:pPr>
               <w:spacing w:after="20" w:before="0"/>
             </w:pPr>
-            <w:hyperlink w:history="1" r:id="rId8m2cl46vt9qz9m-3olm-o">
+            <w:hyperlink w:history="1" r:id="rIdz_otng6utqijlzgwpimyq">
               <w:r>
                 <w:rPr>
                   <w:rFonts w:ascii="Arial" w:cs="Arial" w:eastAsia="Arial" w:hAnsi="Arial"/>
@@ -16614,7 +16614,7 @@
               <w:spacing w:after="10" w:before="0"/>
               <w:ind w:left="120"/>
             </w:pPr>
-            <w:hyperlink w:history="1" r:id="rIdofvk89uyagxr9x99kacbo">
+            <w:hyperlink w:history="1" r:id="rIdydnv5xai2eh7lx_bkrkgy">
               <w:r>
                 <w:rPr>
                   <w:rFonts w:ascii="Arial" w:cs="Arial" w:eastAsia="Arial" w:hAnsi="Arial"/>
@@ -16676,7 +16676,7 @@
               <w:spacing w:after="10" w:before="0"/>
               <w:ind w:left="120"/>
             </w:pPr>
-            <w:hyperlink w:history="1" r:id="rIdpgyxww-5jzpsmxvapqim-">
+            <w:hyperlink w:history="1" r:id="rIdzl7erqkyb1dw1jy6exedx">
               <w:r>
                 <w:rPr>
                   <w:rFonts w:ascii="Arial" w:cs="Arial" w:eastAsia="Arial" w:hAnsi="Arial"/>
@@ -16891,7 +16891,7 @@
             <w:pPr>
               <w:spacing w:after="20" w:before="0"/>
             </w:pPr>
-            <w:hyperlink w:history="1" r:id="rId74vtlhdcec0t7hjx_2dbb">
+            <w:hyperlink w:history="1" r:id="rIdz0fcdiwlys_r4uc9pi8kk">
               <w:r>
                 <w:rPr>
                   <w:rFonts w:ascii="Arial" w:cs="Arial" w:eastAsia="Arial" w:hAnsi="Arial"/>
@@ -16940,7 +16940,7 @@
               <w:spacing w:after="10" w:before="0"/>
               <w:ind w:left="120"/>
             </w:pPr>
-            <w:hyperlink w:history="1" r:id="rId3kxuxvoxs1q_z3pgqnbfe">
+            <w:hyperlink w:history="1" r:id="rId4r6v43tpwerfhalmrp0w6">
               <w:r>
                 <w:rPr>
                   <w:rFonts w:ascii="Arial" w:cs="Arial" w:eastAsia="Arial" w:hAnsi="Arial"/>
@@ -17002,7 +17002,7 @@
               <w:spacing w:after="10" w:before="0"/>
               <w:ind w:left="120"/>
             </w:pPr>
-            <w:hyperlink w:history="1" r:id="rIdaux4codtqyjcex8jln1l1">
+            <w:hyperlink w:history="1" r:id="rId57y9ua2bflsq15jgvup2v">
               <w:r>
                 <w:rPr>
                   <w:rFonts w:ascii="Arial" w:cs="Arial" w:eastAsia="Arial" w:hAnsi="Arial"/>
@@ -17217,7 +17217,7 @@
             <w:pPr>
               <w:spacing w:after="20" w:before="0"/>
             </w:pPr>
-            <w:hyperlink w:history="1" r:id="rIdatzm02xuvwlkg9hf1k1do">
+            <w:hyperlink w:history="1" r:id="rIdxe8swt3j68s6mjqjh5mni">
               <w:r>
                 <w:rPr>
                   <w:rFonts w:ascii="Arial" w:cs="Arial" w:eastAsia="Arial" w:hAnsi="Arial"/>
@@ -17266,7 +17266,7 @@
               <w:spacing w:after="10" w:before="0"/>
               <w:ind w:left="120"/>
             </w:pPr>
-            <w:hyperlink w:history="1" r:id="rIdkwtm8oi_ctrqojzdhiyk-">
+            <w:hyperlink w:history="1" r:id="rIdeqddfn1ih0wvje7fc0grc">
               <w:r>
                 <w:rPr>
                   <w:rFonts w:ascii="Arial" w:cs="Arial" w:eastAsia="Arial" w:hAnsi="Arial"/>
@@ -17328,7 +17328,7 @@
               <w:spacing w:after="10" w:before="0"/>
               <w:ind w:left="120"/>
             </w:pPr>
-            <w:hyperlink w:history="1" r:id="rIdbwll455ltbcemcjeigjch">
+            <w:hyperlink w:history="1" r:id="rIdv6gqcvbknkxjqhphtt_bs">
               <w:r>
                 <w:rPr>
                   <w:rFonts w:ascii="Arial" w:cs="Arial" w:eastAsia="Arial" w:hAnsi="Arial"/>
@@ -17543,7 +17543,7 @@
             <w:pPr>
               <w:spacing w:after="20" w:before="0"/>
             </w:pPr>
-            <w:hyperlink w:history="1" r:id="rIdnt2wl6davb8nyixomz2lu">
+            <w:hyperlink w:history="1" r:id="rIdriaolgwcev3vxtgvbxnez">
               <w:r>
                 <w:rPr>
                   <w:rFonts w:ascii="Arial" w:cs="Arial" w:eastAsia="Arial" w:hAnsi="Arial"/>
@@ -17576,7 +17576,7 @@
               <w:spacing w:after="10" w:before="0"/>
               <w:ind w:left="120"/>
             </w:pPr>
-            <w:hyperlink w:history="1" r:id="rIdwt3thugqmwd1ogz-okmle">
+            <w:hyperlink w:history="1" r:id="rIdtlvxqxuiyy6oaz6kin0gn">
               <w:r>
                 <w:rPr>
                   <w:rFonts w:ascii="Arial" w:cs="Arial" w:eastAsia="Arial" w:hAnsi="Arial"/>
@@ -17638,7 +17638,7 @@
               <w:spacing w:after="10" w:before="0"/>
               <w:ind w:left="120"/>
             </w:pPr>
-            <w:hyperlink w:history="1" r:id="rIdrx38g3i3yr8dodtkk8qid">
+            <w:hyperlink w:history="1" r:id="rId3ijytb3qhtutp_m_mg-eq">
               <w:r>
                 <w:rPr>
                   <w:rFonts w:ascii="Arial" w:cs="Arial" w:eastAsia="Arial" w:hAnsi="Arial"/>
@@ -18178,7 +18178,7 @@
         </w:rPr>
         <w:t xml:space="preserve">© 2026 SeaVuria and ARES. Aligned with KICD objectives. Developed by SeaVuria; technical implementation by ARES (with AI assistance from Claude). Licensed under </w:t>
       </w:r>
-      <w:hyperlink w:history="1" r:id="rId3wo8z6b31qfq9xhzabwl3">
+      <w:hyperlink w:history="1" r:id="rId7j86c3c2ggt1zn6omolvz">
         <w:r>
           <w:rPr>
             <w:rFonts w:ascii="Arial" w:cs="Arial" w:eastAsia="Arial" w:hAnsi="Arial"/>
@@ -18199,7 +18199,7 @@
         </w:rPr>
         <w:t xml:space="preserve"> (</w:t>
       </w:r>
-      <w:hyperlink w:history="1" r:id="rIdkehin93jad7l6nekwluoi">
+      <w:hyperlink w:history="1" r:id="rId47tl7phvapdhx-xqj8ocw">
         <w:r>
           <w:rPr>
             <w:rFonts w:ascii="Arial" w:cs="Arial" w:eastAsia="Arial" w:hAnsi="Arial"/>
@@ -19239,7 +19239,7 @@
             <w:pPr>
               <w:spacing w:after="20" w:before="0"/>
             </w:pPr>
-            <w:hyperlink w:history="1" r:id="rIdtgwphbfcve42-rcg1yjnt">
+            <w:hyperlink w:history="1" r:id="rId28pfszeqg7zvsgsez0l5w">
               <w:r>
                 <w:rPr>
                   <w:rFonts w:ascii="Arial" w:cs="Arial" w:eastAsia="Arial" w:hAnsi="Arial"/>
@@ -19288,7 +19288,7 @@
               <w:spacing w:after="10" w:before="0"/>
               <w:ind w:left="120"/>
             </w:pPr>
-            <w:hyperlink w:history="1" r:id="rIdmprfjzao_mo_5yeeskpw4">
+            <w:hyperlink w:history="1" r:id="rIdd6-178oqzqr1bdyynwsi7">
               <w:r>
                 <w:rPr>
                   <w:rFonts w:ascii="Arial" w:cs="Arial" w:eastAsia="Arial" w:hAnsi="Arial"/>
@@ -19333,7 +19333,7 @@
             <w:pPr>
               <w:spacing w:after="20" w:before="0"/>
             </w:pPr>
-            <w:hyperlink w:history="1" r:id="rIdymoc3ch0z45ymglspfljy">
+            <w:hyperlink w:history="1" r:id="rIdxi_xhgqdh5eawrfsktoih">
               <w:r>
                 <w:rPr>
                   <w:rFonts w:ascii="Arial" w:cs="Arial" w:eastAsia="Arial" w:hAnsi="Arial"/>
@@ -19366,7 +19366,7 @@
               <w:spacing w:after="10" w:before="0"/>
               <w:ind w:left="120"/>
             </w:pPr>
-            <w:hyperlink w:history="1" r:id="rIdb9zqe4v-xzvpnlffmljj4">
+            <w:hyperlink w:history="1" r:id="rIdwvqigqmuzq31srg-hzgkf">
               <w:r>
                 <w:rPr>
                   <w:rFonts w:ascii="Arial" w:cs="Arial" w:eastAsia="Arial" w:hAnsi="Arial"/>
@@ -19566,7 +19566,7 @@
             <w:pPr>
               <w:spacing w:after="20" w:before="0"/>
             </w:pPr>
-            <w:hyperlink w:history="1" r:id="rIdqz3jewuyctxmpsxvwpvsf">
+            <w:hyperlink w:history="1" r:id="rIdhzvw8iwmvqsgmuagn1z1d">
               <w:r>
                 <w:rPr>
                   <w:rFonts w:ascii="Arial" w:cs="Arial" w:eastAsia="Arial" w:hAnsi="Arial"/>
@@ -19615,7 +19615,7 @@
               <w:spacing w:after="10" w:before="0"/>
               <w:ind w:left="120"/>
             </w:pPr>
-            <w:hyperlink w:history="1" r:id="rIdt6cqtnfr79ngrqptnnhwt">
+            <w:hyperlink w:history="1" r:id="rIdph1x5b3bnix_cldkrsi1g">
               <w:r>
                 <w:rPr>
                   <w:rFonts w:ascii="Arial" w:cs="Arial" w:eastAsia="Arial" w:hAnsi="Arial"/>
@@ -19660,7 +19660,7 @@
             <w:pPr>
               <w:spacing w:after="20" w:before="0"/>
             </w:pPr>
-            <w:hyperlink w:history="1" r:id="rIdzso7x8hij_h5cafszzrb6">
+            <w:hyperlink w:history="1" r:id="rIdpgniyrki1_409cqius1de">
               <w:r>
                 <w:rPr>
                   <w:rFonts w:ascii="Arial" w:cs="Arial" w:eastAsia="Arial" w:hAnsi="Arial"/>
@@ -19693,7 +19693,7 @@
               <w:spacing w:after="10" w:before="0"/>
               <w:ind w:left="120"/>
             </w:pPr>
-            <w:hyperlink w:history="1" r:id="rIdcsxo0pjvhye-hxbuvfsym">
+            <w:hyperlink w:history="1" r:id="rId8fofdtscawdahoucnynnf">
               <w:r>
                 <w:rPr>
                   <w:rFonts w:ascii="Arial" w:cs="Arial" w:eastAsia="Arial" w:hAnsi="Arial"/>
@@ -19893,7 +19893,7 @@
             <w:pPr>
               <w:spacing w:after="20" w:before="0"/>
             </w:pPr>
-            <w:hyperlink w:history="1" r:id="rIdsuvlwlclf6xk2dt4ukhet">
+            <w:hyperlink w:history="1" r:id="rIdo9cxgsuf5_auol7jmioxa">
               <w:r>
                 <w:rPr>
                   <w:rFonts w:ascii="Arial" w:cs="Arial" w:eastAsia="Arial" w:hAnsi="Arial"/>
@@ -19942,7 +19942,7 @@
               <w:spacing w:after="10" w:before="0"/>
               <w:ind w:left="120"/>
             </w:pPr>
-            <w:hyperlink w:history="1" r:id="rId0j3n2cdosb3-a5-w_sehn">
+            <w:hyperlink w:history="1" r:id="rId-kwzcpygm9ejpwwb7dtvp">
               <w:r>
                 <w:rPr>
                   <w:rFonts w:ascii="Arial" w:cs="Arial" w:eastAsia="Arial" w:hAnsi="Arial"/>
@@ -19987,7 +19987,7 @@
             <w:pPr>
               <w:spacing w:after="20" w:before="0"/>
             </w:pPr>
-            <w:hyperlink w:history="1" r:id="rIdaevkuwcwo72yuvwd5h2xe">
+            <w:hyperlink w:history="1" r:id="rIdjwnfyelkdrlz0bgwf802o">
               <w:r>
                 <w:rPr>
                   <w:rFonts w:ascii="Arial" w:cs="Arial" w:eastAsia="Arial" w:hAnsi="Arial"/>
@@ -20020,7 +20020,7 @@
               <w:spacing w:after="10" w:before="0"/>
               <w:ind w:left="120"/>
             </w:pPr>
-            <w:hyperlink w:history="1" r:id="rIdcb0ftv7z4dhmbkl--0x_o">
+            <w:hyperlink w:history="1" r:id="rIdbmsuuxvngz6zb5skiqyql">
               <w:r>
                 <w:rPr>
                   <w:rFonts w:ascii="Arial" w:cs="Arial" w:eastAsia="Arial" w:hAnsi="Arial"/>
@@ -20220,7 +20220,7 @@
             <w:pPr>
               <w:spacing w:after="20" w:before="0"/>
             </w:pPr>
-            <w:hyperlink w:history="1" r:id="rIdkssszr5rk4dyahpjl_wz-">
+            <w:hyperlink w:history="1" r:id="rIdz9seem4lagee-z5nhri6z">
               <w:r>
                 <w:rPr>
                   <w:rFonts w:ascii="Arial" w:cs="Arial" w:eastAsia="Arial" w:hAnsi="Arial"/>
@@ -20269,7 +20269,7 @@
               <w:spacing w:after="10" w:before="0"/>
               <w:ind w:left="120"/>
             </w:pPr>
-            <w:hyperlink w:history="1" r:id="rIdy-3ognwzbjrtruyjddbq_">
+            <w:hyperlink w:history="1" r:id="rIdrebbxh26t5uthffge-dqd">
               <w:r>
                 <w:rPr>
                   <w:rFonts w:ascii="Arial" w:cs="Arial" w:eastAsia="Arial" w:hAnsi="Arial"/>
@@ -20314,7 +20314,7 @@
             <w:pPr>
               <w:spacing w:after="20" w:before="0"/>
             </w:pPr>
-            <w:hyperlink w:history="1" r:id="rId0yvo-pw1-ssxe5fvqjiaw">
+            <w:hyperlink w:history="1" r:id="rIdv9lecgxatozbsyn0i43q9">
               <w:r>
                 <w:rPr>
                   <w:rFonts w:ascii="Arial" w:cs="Arial" w:eastAsia="Arial" w:hAnsi="Arial"/>
@@ -20347,7 +20347,7 @@
               <w:spacing w:after="10" w:before="0"/>
               <w:ind w:left="120"/>
             </w:pPr>
-            <w:hyperlink w:history="1" r:id="rIdfb3jcyfvzlq9fannuql7d">
+            <w:hyperlink w:history="1" r:id="rIdvmjq9idut7eqzeij0ol8_">
               <w:r>
                 <w:rPr>
                   <w:rFonts w:ascii="Arial" w:cs="Arial" w:eastAsia="Arial" w:hAnsi="Arial"/>
@@ -20547,7 +20547,7 @@
             <w:pPr>
               <w:spacing w:after="20" w:before="0"/>
             </w:pPr>
-            <w:hyperlink w:history="1" r:id="rId1vxuhs5r1b6c8wg0igicj">
+            <w:hyperlink w:history="1" r:id="rId283eyy7l8fqwc1ns9uovw">
               <w:r>
                 <w:rPr>
                   <w:rFonts w:ascii="Arial" w:cs="Arial" w:eastAsia="Arial" w:hAnsi="Arial"/>
@@ -20596,7 +20596,7 @@
               <w:spacing w:after="10" w:before="0"/>
               <w:ind w:left="120"/>
             </w:pPr>
-            <w:hyperlink w:history="1" r:id="rId0n09-oo0l31rbvemix6jg">
+            <w:hyperlink w:history="1" r:id="rId-4bh0kv8vgeirocoeene8">
               <w:r>
                 <w:rPr>
                   <w:rFonts w:ascii="Arial" w:cs="Arial" w:eastAsia="Arial" w:hAnsi="Arial"/>
@@ -20641,7 +20641,7 @@
             <w:pPr>
               <w:spacing w:after="20" w:before="0"/>
             </w:pPr>
-            <w:hyperlink w:history="1" r:id="rIdazfahny7hdaiidbyfjp_h">
+            <w:hyperlink w:history="1" r:id="rIdtmpstrn0de0fnqgmuwzi9">
               <w:r>
                 <w:rPr>
                   <w:rFonts w:ascii="Arial" w:cs="Arial" w:eastAsia="Arial" w:hAnsi="Arial"/>
@@ -20690,7 +20690,7 @@
               <w:spacing w:after="10" w:before="0"/>
               <w:ind w:left="120"/>
             </w:pPr>
-            <w:hyperlink w:history="1" r:id="rId_kpakfit-qvn4budbeoo6">
+            <w:hyperlink w:history="1" r:id="rId2diw3yzeug3vfgvwaihoq">
               <w:r>
                 <w:rPr>
                   <w:rFonts w:ascii="Arial" w:cs="Arial" w:eastAsia="Arial" w:hAnsi="Arial"/>
@@ -21215,7 +21215,7 @@
         </w:rPr>
         <w:t xml:space="preserve">© 2026 SeaVuria and ARES. Aligned with KICD objectives. Developed by SeaVuria; technical implementation by ARES (with AI assistance from Claude). Licensed under </w:t>
       </w:r>
-      <w:hyperlink w:history="1" r:id="rIdfkkxtpnxowvatknoifrfd">
+      <w:hyperlink w:history="1" r:id="rId8sjeazulwnyhiqj_kep-u">
         <w:r>
           <w:rPr>
             <w:rFonts w:ascii="Arial" w:cs="Arial" w:eastAsia="Arial" w:hAnsi="Arial"/>
@@ -21236,7 +21236,7 @@
         </w:rPr>
         <w:t xml:space="preserve"> (</w:t>
       </w:r>
-      <w:hyperlink w:history="1" r:id="rIdx_veynmxqv4xhasbfyr8d">
+      <w:hyperlink w:history="1" r:id="rIdx2xrg9yb9jeaecya8gibj">
         <w:r>
           <w:rPr>
             <w:rFonts w:ascii="Arial" w:cs="Arial" w:eastAsia="Arial" w:hAnsi="Arial"/>
@@ -22276,7 +22276,7 @@
             <w:pPr>
               <w:spacing w:after="20" w:before="0"/>
             </w:pPr>
-            <w:hyperlink w:history="1" r:id="rIdcvrmbsk-bfnmjrbrx0era">
+            <w:hyperlink w:history="1" r:id="rIdubuhx0vfyd2dvhcsyk9jy">
               <w:r>
                 <w:rPr>
                   <w:rFonts w:ascii="Arial" w:cs="Arial" w:eastAsia="Arial" w:hAnsi="Arial"/>
@@ -22325,7 +22325,7 @@
               <w:spacing w:after="10" w:before="0"/>
               <w:ind w:left="120"/>
             </w:pPr>
-            <w:hyperlink w:history="1" r:id="rIdsfe6yr3e62odw0rkfkgml">
+            <w:hyperlink w:history="1" r:id="rId2efwkr8_not0k5tbam-ou">
               <w:r>
                 <w:rPr>
                   <w:rFonts w:ascii="Arial" w:cs="Arial" w:eastAsia="Arial" w:hAnsi="Arial"/>
@@ -22370,7 +22370,7 @@
             <w:pPr>
               <w:spacing w:after="20" w:before="0"/>
             </w:pPr>
-            <w:hyperlink w:history="1" r:id="rIdx5kww7s2z2y-lppmuby_t">
+            <w:hyperlink w:history="1" r:id="rIdju6accewqqd58_fd2kpbn">
               <w:r>
                 <w:rPr>
                   <w:rFonts w:ascii="Arial" w:cs="Arial" w:eastAsia="Arial" w:hAnsi="Arial"/>
@@ -22419,7 +22419,7 @@
               <w:spacing w:after="10" w:before="0"/>
               <w:ind w:left="120"/>
             </w:pPr>
-            <w:hyperlink w:history="1" r:id="rIdkp5qwxjpq9x0kbhbn1oip">
+            <w:hyperlink w:history="1" r:id="rId1pl9erbioqxa7zcdsnin7">
               <w:r>
                 <w:rPr>
                   <w:rFonts w:ascii="Arial" w:cs="Arial" w:eastAsia="Arial" w:hAnsi="Arial"/>
@@ -22619,7 +22619,7 @@
             <w:pPr>
               <w:spacing w:after="20" w:before="0"/>
             </w:pPr>
-            <w:hyperlink w:history="1" r:id="rIdkerdgb_mvce7qelwwegii">
+            <w:hyperlink w:history="1" r:id="rIdrdq4dt4ekcbu1ticf_fss">
               <w:r>
                 <w:rPr>
                   <w:rFonts w:ascii="Arial" w:cs="Arial" w:eastAsia="Arial" w:hAnsi="Arial"/>
@@ -22668,7 +22668,7 @@
               <w:spacing w:after="10" w:before="0"/>
               <w:ind w:left="120"/>
             </w:pPr>
-            <w:hyperlink w:history="1" r:id="rIdflz_pkziszxvbuvur3qof">
+            <w:hyperlink w:history="1" r:id="rId-z1flvcroyfpq2gklvhys">
               <w:r>
                 <w:rPr>
                   <w:rFonts w:ascii="Arial" w:cs="Arial" w:eastAsia="Arial" w:hAnsi="Arial"/>
@@ -22713,7 +22713,7 @@
             <w:pPr>
               <w:spacing w:after="20" w:before="0"/>
             </w:pPr>
-            <w:hyperlink w:history="1" r:id="rIdc_qtk1vjyrguxbevyc1rj">
+            <w:hyperlink w:history="1" r:id="rIdfbnetveifvh9oneyt98-x">
               <w:r>
                 <w:rPr>
                   <w:rFonts w:ascii="Arial" w:cs="Arial" w:eastAsia="Arial" w:hAnsi="Arial"/>
@@ -22762,7 +22762,7 @@
               <w:spacing w:after="10" w:before="0"/>
               <w:ind w:left="120"/>
             </w:pPr>
-            <w:hyperlink w:history="1" r:id="rIdqvu9sfky4pwiyedt44djx">
+            <w:hyperlink w:history="1" r:id="rIdy1pmkom8in23n-uykfffi">
               <w:r>
                 <w:rPr>
                   <w:rFonts w:ascii="Arial" w:cs="Arial" w:eastAsia="Arial" w:hAnsi="Arial"/>
@@ -22962,7 +22962,7 @@
             <w:pPr>
               <w:spacing w:after="20" w:before="0"/>
             </w:pPr>
-            <w:hyperlink w:history="1" r:id="rIdhygmhfbaef1affnaixf3d">
+            <w:hyperlink w:history="1" r:id="rIdcmccfvrqvr_wpbln_cxoy">
               <w:r>
                 <w:rPr>
                   <w:rFonts w:ascii="Arial" w:cs="Arial" w:eastAsia="Arial" w:hAnsi="Arial"/>
@@ -23011,7 +23011,7 @@
               <w:spacing w:after="10" w:before="0"/>
               <w:ind w:left="120"/>
             </w:pPr>
-            <w:hyperlink w:history="1" r:id="rIdz2wxoskvlpwzr6wbxdtwb">
+            <w:hyperlink w:history="1" r:id="rIdlr_hscd0uqvnglcra1tss">
               <w:r>
                 <w:rPr>
                   <w:rFonts w:ascii="Arial" w:cs="Arial" w:eastAsia="Arial" w:hAnsi="Arial"/>
@@ -23056,7 +23056,7 @@
             <w:pPr>
               <w:spacing w:after="20" w:before="0"/>
             </w:pPr>
-            <w:hyperlink w:history="1" r:id="rIdbv1vdgpwarouactwnx1sd">
+            <w:hyperlink w:history="1" r:id="rIdo8kdr7pk_va8hczwermnn">
               <w:r>
                 <w:rPr>
                   <w:rFonts w:ascii="Arial" w:cs="Arial" w:eastAsia="Arial" w:hAnsi="Arial"/>
@@ -23105,7 +23105,7 @@
               <w:spacing w:after="10" w:before="0"/>
               <w:ind w:left="120"/>
             </w:pPr>
-            <w:hyperlink w:history="1" r:id="rId6er_zw-k1phon5zbmv-pm">
+            <w:hyperlink w:history="1" r:id="rIdihtba5an7bxjlljkdyt5y">
               <w:r>
                 <w:rPr>
                   <w:rFonts w:ascii="Arial" w:cs="Arial" w:eastAsia="Arial" w:hAnsi="Arial"/>
@@ -23305,7 +23305,7 @@
             <w:pPr>
               <w:spacing w:after="20" w:before="0"/>
             </w:pPr>
-            <w:hyperlink w:history="1" r:id="rIdy5egucoesnzgkmkcfqiff">
+            <w:hyperlink w:history="1" r:id="rId9oe1krgfewj-1jfaj7h0c">
               <w:r>
                 <w:rPr>
                   <w:rFonts w:ascii="Arial" w:cs="Arial" w:eastAsia="Arial" w:hAnsi="Arial"/>
@@ -23354,7 +23354,7 @@
               <w:spacing w:after="10" w:before="0"/>
               <w:ind w:left="120"/>
             </w:pPr>
-            <w:hyperlink w:history="1" r:id="rIdobl5wqm1a_09tntg4loiy">
+            <w:hyperlink w:history="1" r:id="rIdafyst3-fyojnujqa_coe8">
               <w:r>
                 <w:rPr>
                   <w:rFonts w:ascii="Arial" w:cs="Arial" w:eastAsia="Arial" w:hAnsi="Arial"/>
@@ -23399,7 +23399,7 @@
             <w:pPr>
               <w:spacing w:after="20" w:before="0"/>
             </w:pPr>
-            <w:hyperlink w:history="1" r:id="rIdjadgfwnz8n78haknqf8lt">
+            <w:hyperlink w:history="1" r:id="rIdzujrypv0hs8x5bhkrx4ga">
               <w:r>
                 <w:rPr>
                   <w:rFonts w:ascii="Arial" w:cs="Arial" w:eastAsia="Arial" w:hAnsi="Arial"/>
@@ -23448,7 +23448,7 @@
               <w:spacing w:after="10" w:before="0"/>
               <w:ind w:left="120"/>
             </w:pPr>
-            <w:hyperlink w:history="1" r:id="rIdgk6mn4izsf0wt4ksloqjy">
+            <w:hyperlink w:history="1" r:id="rIdnpy17liyhtg1h_ntvrpai">
               <w:r>
                 <w:rPr>
                   <w:rFonts w:ascii="Arial" w:cs="Arial" w:eastAsia="Arial" w:hAnsi="Arial"/>
@@ -23648,7 +23648,7 @@
             <w:pPr>
               <w:spacing w:after="20" w:before="0"/>
             </w:pPr>
-            <w:hyperlink w:history="1" r:id="rIdo9bwo_8kk5sakvudt_isy">
+            <w:hyperlink w:history="1" r:id="rIdwgnnvlt_w8sysfbxvsyfx">
               <w:r>
                 <w:rPr>
                   <w:rFonts w:ascii="Arial" w:cs="Arial" w:eastAsia="Arial" w:hAnsi="Arial"/>
@@ -23697,7 +23697,7 @@
               <w:spacing w:after="10" w:before="0"/>
               <w:ind w:left="120"/>
             </w:pPr>
-            <w:hyperlink w:history="1" r:id="rIdslyjlnfqonbmqhpoj1enp">
+            <w:hyperlink w:history="1" r:id="rIdsezd0_iz5wvhp5qzjfxby">
               <w:r>
                 <w:rPr>
                   <w:rFonts w:ascii="Arial" w:cs="Arial" w:eastAsia="Arial" w:hAnsi="Arial"/>
@@ -23742,7 +23742,7 @@
             <w:pPr>
               <w:spacing w:after="20" w:before="0"/>
             </w:pPr>
-            <w:hyperlink w:history="1" r:id="rIdcg1zfvicuf4cfgdigeeo0">
+            <w:hyperlink w:history="1" r:id="rIdre4u_vejq4zhi49cqrtd4">
               <w:r>
                 <w:rPr>
                   <w:rFonts w:ascii="Arial" w:cs="Arial" w:eastAsia="Arial" w:hAnsi="Arial"/>
@@ -23791,7 +23791,7 @@
               <w:spacing w:after="10" w:before="0"/>
               <w:ind w:left="120"/>
             </w:pPr>
-            <w:hyperlink w:history="1" r:id="rIded2plhsxch0iiykibi85n">
+            <w:hyperlink w:history="1" r:id="rIdbwigwqtf9dmaxs6jfkdg5">
               <w:r>
                 <w:rPr>
                   <w:rFonts w:ascii="Arial" w:cs="Arial" w:eastAsia="Arial" w:hAnsi="Arial"/>
@@ -24316,7 +24316,7 @@
         </w:rPr>
         <w:t xml:space="preserve">© 2026 SeaVuria and ARES. Aligned with KICD objectives. Developed by SeaVuria; technical implementation by ARES (with AI assistance from Claude). Licensed under </w:t>
       </w:r>
-      <w:hyperlink w:history="1" r:id="rIdevfbc3zvspasojjyqwwzg">
+      <w:hyperlink w:history="1" r:id="rIdkjqarnklb319slm0ozzkb">
         <w:r>
           <w:rPr>
             <w:rFonts w:ascii="Arial" w:cs="Arial" w:eastAsia="Arial" w:hAnsi="Arial"/>
@@ -24337,7 +24337,7 @@
         </w:rPr>
         <w:t xml:space="preserve"> (</w:t>
       </w:r>
-      <w:hyperlink w:history="1" r:id="rIdkzk9bvfddzbjqfq5qvv0l">
+      <w:hyperlink w:history="1" r:id="rIdeszvbw5jgz7gvl8sgm7mh">
         <w:r>
           <w:rPr>
             <w:rFonts w:ascii="Arial" w:cs="Arial" w:eastAsia="Arial" w:hAnsi="Arial"/>
